--- a/entregas/documentacao.docx
+++ b/entregas/documentacao.docx
@@ -727,12 +727,18 @@
     </w:p>
     <w:p>
       <w:r>
-        <w:t>E-mail: rafa@saep.com</w:t>
+        <w:t>Acesso 1: rafa@saep.com | Senha: 123456</w:t>
       </w:r>
     </w:p>
     <w:p>
       <w:r>
-        <w:t>Senha: 123456</w:t>
+        <w:t>Acesso 2: jhou@saep.com | Senha: 123456</w:t>
+      </w:r>
+    </w:p>
+    <w:p>
+      <w:pPr/>
+      <w:r>
+        <w:t>Acesso 3: cavalari@saep.com | Senha: 123456</w:t>
       </w:r>
     </w:p>
     <w:p>
